--- a/系統文件 第二章.docx
+++ b/系統文件 第二章.docx
@@ -3640,7 +3640,7 @@
             <w:pPr>
               <w:spacing w:after="60"/>
               <w:rPr>
-                <w:rFonts w:ascii="標楷體" w:eastAsia="標楷體" w:hAnsi="標楷體" w:hint="eastAsia"/>
+                <w:rFonts w:ascii="標楷體" w:eastAsia="標楷體" w:hAnsi="標楷體"/>
               </w:rPr>
             </w:pPr>
             <w:r>
@@ -3793,27 +3793,6 @@
                 <w:rFonts w:ascii="標楷體" w:eastAsia="標楷體" w:hAnsi="標楷體" w:hint="eastAsia"/>
               </w:rPr>
               <w:t>中小型企業</w:t>
-            </w:r>
-          </w:p>
-          <w:p>
-            <w:pPr>
-              <w:spacing w:after="60"/>
-              <w:rPr>
-                <w:rFonts w:ascii="標楷體" w:eastAsia="標楷體" w:hAnsi="標楷體"/>
-              </w:rPr>
-            </w:pPr>
-            <w:r>
-              <w:rPr>
-                <w:rFonts w:ascii="標楷體" w:eastAsia="標楷體" w:hAnsi="標楷體" w:hint="eastAsia"/>
-                <w:lang w:eastAsia="ja-JP"/>
-              </w:rPr>
-              <w:t>・</w:t>
-            </w:r>
-            <w:r>
-              <w:rPr>
-                <w:rFonts w:ascii="標楷體" w:eastAsia="標楷體" w:hAnsi="標楷體" w:hint="eastAsia"/>
-              </w:rPr>
-              <w:t>新創電商</w:t>
             </w:r>
           </w:p>
           <w:p>
@@ -5249,7 +5228,7 @@
           <w:rFonts w:eastAsia="標楷體" w:hint="eastAsia"/>
           <w:sz w:val="28"/>
         </w:rPr>
-        <w:t>中小型企業、新創電商</w:t>
+        <w:t>中小型企業</w:t>
       </w:r>
     </w:p>
     <w:p>
@@ -5336,7 +5315,7 @@
         </w:tabs>
         <w:jc w:val="both"/>
         <w:rPr>
-          <w:rFonts w:eastAsia="標楷體" w:hint="eastAsia"/>
+          <w:rFonts w:eastAsia="標楷體"/>
           <w:sz w:val="28"/>
         </w:rPr>
       </w:pPr>
@@ -5596,7 +5575,7 @@
               </w:tabs>
               <w:jc w:val="both"/>
               <w:rPr>
-                <w:rFonts w:eastAsia="標楷體" w:hint="eastAsia"/>
+                <w:rFonts w:eastAsia="標楷體"/>
                 <w:sz w:val="28"/>
               </w:rPr>
             </w:pPr>
@@ -6346,9 +6325,6 @@
       <w:pPr>
         <w:widowControl/>
         <w:spacing w:after="160" w:line="278" w:lineRule="auto"/>
-        <w:rPr>
-          <w:rFonts w:hint="eastAsia"/>
-        </w:rPr>
       </w:pPr>
     </w:p>
     <w:p/>
